--- a/docs/data-insights/outreach_nic.docx
+++ b/docs/data-insights/outreach_nic.docx
@@ -222,7 +222,7 @@
           <w:b w:val="0"/>
           <w:i w:val="0"/>
         </w:rPr>
-        <w:t>overdue - 175d since last order vs p90 gap 14d</w:t>
+        <w:t>Overdue: last ordered 175 days ago; they typically reorder about every 4 days, so they're past due.</w:t>
       </w:r>
     </w:p>
     <w:p>
@@ -388,7 +388,7 @@
           <w:b w:val="0"/>
           <w:i w:val="0"/>
         </w:rPr>
-        <w:t>overdue - 64d since last order vs p90 gap 38d</w:t>
+        <w:t>Overdue: last ordered 64 days ago; they typically reorder about every 11 days, so they're past due.</w:t>
       </w:r>
     </w:p>
     <w:p>
@@ -554,7 +554,7 @@
           <w:b w:val="0"/>
           <w:i w:val="0"/>
         </w:rPr>
-        <w:t>due soon - 23d since last order vs p50 gap 13d</w:t>
+        <w:t>Due soon: last ordered 23 days ago; they typically reorder about every 13 days, so they're about due.</w:t>
       </w:r>
     </w:p>
     <w:p>
@@ -719,7 +719,7 @@
           <w:b w:val="0"/>
           <w:i w:val="0"/>
         </w:rPr>
-        <w:t>due soon - 141d since last order vs p50 gap 130d; approaching Jul seasonal peak</w:t>
+        <w:t>Due soon: last ordered 141 days ago; they typically reorder about every 130 days, so they're about due. They also tend to pick up around Jul, which is coming up.</w:t>
       </w:r>
     </w:p>
     <w:p>
@@ -865,7 +865,7 @@
           <w:b w:val="0"/>
           <w:i w:val="0"/>
         </w:rPr>
-        <w:t>due soon - 73d since last order vs p50 gap 33d</w:t>
+        <w:t>Due soon: last ordered 73 days ago; they typically reorder about every 33 days, so they're about due.</w:t>
       </w:r>
     </w:p>
     <w:p>
@@ -1031,7 +1031,7 @@
           <w:b w:val="0"/>
           <w:i w:val="0"/>
         </w:rPr>
-        <w:t>in cadence - 15d since last order, under p50 gap 16d; no strong reorder signal</w:t>
+        <w:t>In cadence: last ordered 15 days ago; they typically reorder about every 16 days, so they're not due yet.</w:t>
       </w:r>
     </w:p>
     <w:p>
@@ -1176,7 +1176,7 @@
           <w:b w:val="0"/>
           <w:i w:val="0"/>
         </w:rPr>
-        <w:t>in cadence - 6d since last order, under p50 gap 14d; no strong reorder signal; approaching Jul seasonal peak</w:t>
+        <w:t>In cadence: last ordered 6 days ago; they typically reorder about every 14 days, so they're not due yet. They also tend to pick up around Jul, which is coming up.</w:t>
       </w:r>
     </w:p>
     <w:p>
@@ -1321,7 +1321,7 @@
           <w:b w:val="0"/>
           <w:i w:val="0"/>
         </w:rPr>
-        <w:t>due soon - 128d since last order vs p50 gap 38d; approaching Jul seasonal peak</w:t>
+        <w:t>Due soon: last ordered 128 days ago; they typically reorder about every 38 days, so they're about due. They also tend to pick up around Jul, which is coming up.</w:t>
       </w:r>
     </w:p>
     <w:p>
@@ -1466,7 +1466,7 @@
           <w:b w:val="0"/>
           <w:i w:val="0"/>
         </w:rPr>
-        <w:t>in cadence - 94d since last order, under p50 gap 99d; no strong reorder signal</w:t>
+        <w:t>In cadence: last ordered 94 days ago; they typically reorder about every 99 days, so they're not due yet.</w:t>
       </w:r>
     </w:p>
     <w:p>
@@ -1611,7 +1611,7 @@
           <w:b w:val="0"/>
           <w:i w:val="0"/>
         </w:rPr>
-        <w:t>overdue - 43d since last order vs p90 gap 14d</w:t>
+        <w:t>Overdue: last ordered 43 days ago; they typically reorder about every 10 days, so they're past due.</w:t>
       </w:r>
     </w:p>
     <w:p>
@@ -1757,7 +1757,7 @@
           <w:b w:val="0"/>
           <w:i w:val="0"/>
         </w:rPr>
-        <w:t>in cadence - 322d since last order, under p50 gap 751d; no strong reorder signal</w:t>
+        <w:t>In cadence: last ordered 322 days ago; they typically reorder about every 751 days, so they're not due yet.</w:t>
       </w:r>
     </w:p>
     <w:p>
@@ -1902,7 +1902,7 @@
           <w:b w:val="0"/>
           <w:i w:val="0"/>
         </w:rPr>
-        <w:t>due soon - 115d since last order vs p50 gap 53d</w:t>
+        <w:t>Due soon: last ordered 115 days ago; they typically reorder about every 53 days, so they're about due.</w:t>
       </w:r>
     </w:p>
     <w:p>
@@ -2067,7 +2067,7 @@
           <w:b w:val="0"/>
           <w:i w:val="0"/>
         </w:rPr>
-        <w:t>overdue - 295d since last order vs p90 gap 68d</w:t>
+        <w:t>Overdue: last ordered 295 days ago; they typically reorder about every 22 days, so they're past due.</w:t>
       </w:r>
     </w:p>
     <w:p>
@@ -2213,7 +2213,7 @@
           <w:b w:val="0"/>
           <w:i w:val="0"/>
         </w:rPr>
-        <w:t>due soon - 156d since last order vs p50 gap 82d; approaching Jul seasonal peak</w:t>
+        <w:t>Due soon: last ordered 156 days ago; they typically reorder about every 82 days, so they're about due. They also tend to pick up around Jul, which is coming up.</w:t>
       </w:r>
     </w:p>
     <w:p>
@@ -2359,7 +2359,7 @@
           <w:b w:val="0"/>
           <w:i w:val="0"/>
         </w:rPr>
-        <w:t>overdue - 337d since last order vs p90 gap 69d</w:t>
+        <w:t>Overdue: last ordered 337 days ago; they typically reorder about every 55 days, so they're past due.</w:t>
       </w:r>
     </w:p>
     <w:p>
@@ -2505,7 +2505,7 @@
           <w:b w:val="0"/>
           <w:i w:val="0"/>
         </w:rPr>
-        <w:t>due soon - 48d since last order vs p50 gap 21d</w:t>
+        <w:t>Due soon: last ordered 48 days ago; they typically reorder about every 21 days, so they're about due.</w:t>
       </w:r>
     </w:p>
     <w:p>
@@ -2670,7 +2670,7 @@
           <w:b w:val="0"/>
           <w:i w:val="0"/>
         </w:rPr>
-        <w:t>in cadence - 120d since last order, under p50 gap 162d; no strong reorder signal</w:t>
+        <w:t>In cadence: last ordered 120 days ago; they typically reorder about every 162 days, so they're not due yet.</w:t>
       </w:r>
     </w:p>
     <w:p>
@@ -2815,7 +2815,7 @@
           <w:b w:val="0"/>
           <w:i w:val="0"/>
         </w:rPr>
-        <w:t>due soon - 234d since last order vs p50 gap 75d</w:t>
+        <w:t>Due soon: last ordered 234 days ago; they typically reorder about every 75 days, so they're about due.</w:t>
       </w:r>
     </w:p>
     <w:p>

--- a/docs/data-insights/outreach_nic.docx
+++ b/docs/data-insights/outreach_nic.docx
@@ -222,7 +222,7 @@
           <w:b w:val="0"/>
           <w:i w:val="0"/>
         </w:rPr>
-        <w:t>Overdue: last ordered 175 days ago; they typically reorder about every 4 days, so they're past due.</w:t>
+        <w:t>Due soon: last ordered 175 days ago; they typically reorder about every 46 days, so they're about due.</w:t>
       </w:r>
     </w:p>
     <w:p>
@@ -388,7 +388,7 @@
           <w:b w:val="0"/>
           <w:i w:val="0"/>
         </w:rPr>
-        <w:t>Overdue: last ordered 64 days ago; they typically reorder about every 11 days, so they're past due.</w:t>
+        <w:t>Due soon: last ordered 64 days ago; they typically reorder about every 36 days, so they're about due.</w:t>
       </w:r>
     </w:p>
     <w:p>
@@ -554,7 +554,7 @@
           <w:b w:val="0"/>
           <w:i w:val="0"/>
         </w:rPr>
-        <w:t>Due soon: last ordered 23 days ago; they typically reorder about every 13 days, so they're about due.</w:t>
+        <w:t>In cadence: last ordered 23 days ago; they typically reorder about every 40 days, so they're not due yet.</w:t>
       </w:r>
     </w:p>
     <w:p>
@@ -719,7 +719,7 @@
           <w:b w:val="0"/>
           <w:i w:val="0"/>
         </w:rPr>
-        <w:t>Due soon: last ordered 141 days ago; they typically reorder about every 130 days, so they're about due. They also tend to pick up around Jul, which is coming up.</w:t>
+        <w:t>Due soon: last ordered 141 days ago; they typically reorder about every 135 days, so they're about due. They also tend to pick up around Jul, which is coming up.</w:t>
       </w:r>
     </w:p>
     <w:p>
@@ -865,7 +865,7 @@
           <w:b w:val="0"/>
           <w:i w:val="0"/>
         </w:rPr>
-        <w:t>Due soon: last ordered 73 days ago; they typically reorder about every 33 days, so they're about due.</w:t>
+        <w:t>Due soon: last ordered 73 days ago; they typically reorder about every 41 days, so they're about due.</w:t>
       </w:r>
     </w:p>
     <w:p>
@@ -1031,7 +1031,7 @@
           <w:b w:val="0"/>
           <w:i w:val="0"/>
         </w:rPr>
-        <w:t>In cadence: last ordered 15 days ago; they typically reorder about every 16 days, so they're not due yet.</w:t>
+        <w:t>In cadence: last ordered 15 days ago; they typically reorder about every 48 days, so they're not due yet.</w:t>
       </w:r>
     </w:p>
     <w:p>
@@ -1176,7 +1176,7 @@
           <w:b w:val="0"/>
           <w:i w:val="0"/>
         </w:rPr>
-        <w:t>In cadence: last ordered 6 days ago; they typically reorder about every 14 days, so they're not due yet. They also tend to pick up around Jul, which is coming up.</w:t>
+        <w:t>In cadence: last ordered 6 days ago; they typically reorder about every 50 days, so they're not due yet. They also tend to pick up around Jul, which is coming up.</w:t>
       </w:r>
     </w:p>
     <w:p>
@@ -1321,7 +1321,7 @@
           <w:b w:val="0"/>
           <w:i w:val="0"/>
         </w:rPr>
-        <w:t>Due soon: last ordered 128 days ago; they typically reorder about every 38 days, so they're about due. They also tend to pick up around Jul, which is coming up.</w:t>
+        <w:t>Due soon: last ordered 128 days ago; they typically reorder about every 73 days, so they're about due. They also tend to pick up around Jul, which is coming up.</w:t>
       </w:r>
     </w:p>
     <w:p>
@@ -1611,7 +1611,7 @@
           <w:b w:val="0"/>
           <w:i w:val="0"/>
         </w:rPr>
-        <w:t>Overdue: last ordered 43 days ago; they typically reorder about every 10 days, so they're past due.</w:t>
+        <w:t>Overdue: last ordered 43 days ago; they typically reorder about every 15 days, so they're past due.</w:t>
       </w:r>
     </w:p>
     <w:p>
@@ -1902,7 +1902,7 @@
           <w:b w:val="0"/>
           <w:i w:val="0"/>
         </w:rPr>
-        <w:t>Due soon: last ordered 115 days ago; they typically reorder about every 53 days, so they're about due.</w:t>
+        <w:t>Due soon: last ordered 115 days ago; they typically reorder about every 72 days, so they're about due.</w:t>
       </w:r>
     </w:p>
     <w:p>
@@ -2067,7 +2067,7 @@
           <w:b w:val="0"/>
           <w:i w:val="0"/>
         </w:rPr>
-        <w:t>Overdue: last ordered 295 days ago; they typically reorder about every 22 days, so they're past due.</w:t>
+        <w:t>Overdue: last ordered 295 days ago; they typically reorder about every 45 days, so they're past due.</w:t>
       </w:r>
     </w:p>
     <w:p>
@@ -2213,7 +2213,7 @@
           <w:b w:val="0"/>
           <w:i w:val="0"/>
         </w:rPr>
-        <w:t>Due soon: last ordered 156 days ago; they typically reorder about every 82 days, so they're about due. They also tend to pick up around Jul, which is coming up.</w:t>
+        <w:t>Due soon: last ordered 156 days ago; they typically reorder about every 93 days, so they're about due. They also tend to pick up around Jul, which is coming up.</w:t>
       </w:r>
     </w:p>
     <w:p>
@@ -2505,7 +2505,7 @@
           <w:b w:val="0"/>
           <w:i w:val="0"/>
         </w:rPr>
-        <w:t>Due soon: last ordered 48 days ago; they typically reorder about every 21 days, so they're about due.</w:t>
+        <w:t>In cadence: last ordered 48 days ago; they typically reorder about every 61 days, so they're not due yet.</w:t>
       </w:r>
     </w:p>
     <w:p>
@@ -2670,7 +2670,7 @@
           <w:b w:val="0"/>
           <w:i w:val="0"/>
         </w:rPr>
-        <w:t>In cadence: last ordered 120 days ago; they typically reorder about every 162 days, so they're not due yet.</w:t>
+        <w:t>In cadence: last ordered 120 days ago; they typically reorder about every 176 days, so they're not due yet.</w:t>
       </w:r>
     </w:p>
     <w:p>
@@ -2815,7 +2815,7 @@
           <w:b w:val="0"/>
           <w:i w:val="0"/>
         </w:rPr>
-        <w:t>Due soon: last ordered 234 days ago; they typically reorder about every 75 days, so they're about due.</w:t>
+        <w:t>Due soon: last ordered 234 days ago; they typically reorder about every 160 days, so they're about due.</w:t>
       </w:r>
     </w:p>
     <w:p>
